--- a/docs/Dossier_Validation_Clinique.docx
+++ b/docs/Dossier_Validation_Clinique.docx
@@ -76,7 +76,7 @@
           <w:sz w:val="20"/>
           <w:szCs w:val="20"/>
         </w:rPr>
-        <w:t xml:space="preserve">Version du 2026-07-12</w:t>
+        <w:t xml:space="preserve">Version du 2026-09-01</w:t>
       </w:r>
     </w:p>
     <w:p>
@@ -165,7 +165,7 @@
           <w:sz w:val="20"/>
           <w:szCs w:val="20"/>
         </w:rPr>
-        <w:t xml:space="preserve">Sources (source de vérité) : triage → packages/shared/src/triage.ts · PEV → packages/shared/src/pev.ts · phrasier → packages/shared/src/phrasebook.ts. Instantané généré le 2026-07-12.</w:t>
+        <w:t xml:space="preserve">Sources (source de vérité) : triage → packages/shared/src/triage.ts · PEV → packages/shared/src/pev.ts · phrasier → packages/shared/src/phrasebook.ts. Instantané généré le 2026-09-01.</w:t>
       </w:r>
     </w:p>
     <w:p>
